--- a/COMPLIANCE_DOCUMENTS/ACTION_PLANS/PROAXIS_SOLUTIONS_BUSINESS_EMAIL_IMPLEMENTATION_PLAN.docx
+++ b/COMPLIANCE_DOCUMENTS/ACTION_PLANS/PROAXIS_SOLUTIONS_BUSINESS_EMAIL_IMPLEMENTATION_PLAN.docx
@@ -40,12 +40,7 @@
         <w:t xml:space="preserve">Version:</w:t>
       </w:r>
       <w:r>
-        <w:t xml:space="preserve"> </w:t>
-      </w:r>
-      <w:r>
-        <w:t xml:space="preserve">1.0</w:t>
-      </w:r>
-      <w:r>
+        <w:t xml:space="preserve"> 1.0</w:t>
         <w:br/>
       </w:r>
       <w:r>
@@ -55,12 +50,7 @@
         <w:t xml:space="preserve">Date:</w:t>
       </w:r>
       <w:r>
-        <w:t xml:space="preserve"> </w:t>
-      </w:r>
-      <w:r>
-        <w:t xml:space="preserve">June 2026</w:t>
-      </w:r>
-      <w:r>
+        <w:t xml:space="preserve"> June 2026</w:t>
         <w:br/>
       </w:r>
       <w:r>
@@ -70,12 +60,7 @@
         <w:t xml:space="preserve">Priority:</w:t>
       </w:r>
       <w:r>
-        <w:t xml:space="preserve"> </w:t>
-      </w:r>
-      <w:r>
-        <w:t xml:space="preserve">🟠 HIGH — Required to upgrade from Gmail to professional business email</w:t>
-      </w:r>
-      <w:r>
+        <w:t xml:space="preserve"> 🟠 HIGH — Required to upgrade from Gmail to professional business email</w:t>
         <w:br/>
       </w:r>
       <w:r>
@@ -85,12 +70,7 @@
         <w:t xml:space="preserve">Domain:</w:t>
       </w:r>
       <w:r>
-        <w:t xml:space="preserve"> </w:t>
-      </w:r>
-      <w:r>
-        <w:t xml:space="preserve">proaxissolutions.co.za</w:t>
-      </w:r>
-      <w:r>
+        <w:t xml:space="preserve"> proaxissolutions.co.za</w:t>
         <w:br/>
       </w:r>
       <w:r>
@@ -100,10 +80,7 @@
         <w:t xml:space="preserve">Registrar / DNS:</w:t>
       </w:r>
       <w:r>
-        <w:t xml:space="preserve"> </w:t>
-      </w:r>
-      <w:r>
-        <w:t xml:space="preserve">Woza Domains / TrueHost</w:t>
+        <w:t xml:space="preserve"> Woza Domains / TrueHost</w:t>
       </w:r>
     </w:p>
     <w:p>
@@ -111,29 +88,6 @@
         <w:pict>
           <v:rect style="width:0;height:1.5pt" o:hralign="center" o:hrstd="t" o:hr="t"/>
         </w:pict>
-      </w:r>
-    </w:p>
-    <w:p>
-      <w:pPr>
-        <w:pStyle w:val="BlockText"/>
-      </w:pPr>
-      <w:r>
-        <w:t xml:space="preserve">⚠️</w:t>
-      </w:r>
-      <w:r>
-        <w:t xml:space="preserve"> </w:t>
-      </w:r>
-      <w:r>
-        <w:rPr>
-          <w:b/>
-        </w:rPr>
-        <w:t xml:space="preserve">AI-GENERATED DOCUMENT</w:t>
-      </w:r>
-      <w:r>
-        <w:t xml:space="preserve"> </w:t>
-      </w:r>
-      <w:r>
-        <w:t xml:space="preserve">— This plan was prepared with AI assistance. DNS and email configuration steps must be verified against the current TrueHost / Woza Domains control panel interface, which may differ from general descriptions below. [VERIFY each step against the actual control panel before executing.]</w:t>
       </w:r>
     </w:p>
     <w:p>
@@ -311,10 +265,7 @@
         <w:t xml:space="preserve">All three addresses will forward to:</w:t>
       </w:r>
       <w:r>
-        <w:t xml:space="preserve"> </w:t>
-      </w:r>
-      <w:r>
-        <w:t xml:space="preserve">willsonjohnny430@gmail.com (interim)</w:t>
+        <w:t xml:space="preserve"> willsonjohnny430@gmail.com (interim)</w:t>
       </w:r>
     </w:p>
     <w:p>
@@ -363,28 +314,7 @@
         <w:t xml:space="preserve">Suitability:</w:t>
       </w:r>
       <w:r>
-        <w:t xml:space="preserve"> </w:t>
-      </w:r>
-      <w:r>
-        <w:t xml:space="preserve">Ideal for startup phase. Free. Professional email addresses. No storage. Replies must be sent from Gmail with a</w:t>
-      </w:r>
-      <w:r>
-        <w:t xml:space="preserve"> </w:t>
-      </w:r>
-      <w:r>
-        <w:t xml:space="preserve">“</w:t>
-      </w:r>
-      <w:r>
-        <w:t xml:space="preserve">Send As</w:t>
-      </w:r>
-      <w:r>
-        <w:t xml:space="preserve">”</w:t>
-      </w:r>
-      <w:r>
-        <w:t xml:space="preserve"> </w:t>
-      </w:r>
-      <w:r>
-        <w:t xml:space="preserve">alias configured.</w:t>
+        <w:t xml:space="preserve"> Ideal for startup phase. Free. Professional email addresses. No storage. Replies must be sent from Gmail with a “Send As” alias configured.</w:t>
       </w:r>
     </w:p>
     <w:p>
@@ -398,10 +328,7 @@
         <w:t xml:space="preserve">Requirement:</w:t>
       </w:r>
       <w:r>
-        <w:t xml:space="preserve"> </w:t>
-      </w:r>
-      <w:r>
-        <w:t xml:space="preserve">DNS must be managed by Cloudflare (or DNS records must be accessible to add Cloudflare MX records). If the domain DNS is currently managed via TrueHost, you can either add the required MX records manually or move DNS management to Cloudflare’s free plan.</w:t>
+        <w:t xml:space="preserve"> DNS must be managed by Cloudflare (or DNS records must be accessible to add Cloudflare MX records). If the domain DNS is currently managed via TrueHost, you can either add the required MX records manually or move DNS management to Cloudflare’s free plan.</w:t>
       </w:r>
     </w:p>
     <w:p>
@@ -415,31 +342,7 @@
         <w:t xml:space="preserve">Steps:</w:t>
       </w:r>
       <w:r>
-        <w:t xml:space="preserve"> </w:t>
-      </w:r>
-      <w:r>
-        <w:t xml:space="preserve">1. Create a free Cloudflare account at www.cloudflare.com.</w:t>
-      </w:r>
-      <w:r>
-        <w:t xml:space="preserve"> </w:t>
-      </w:r>
-      <w:r>
-        <w:t xml:space="preserve">2. Add the domain proaxissolutions.co.za to Cloudflare.</w:t>
-      </w:r>
-      <w:r>
-        <w:t xml:space="preserve"> </w:t>
-      </w:r>
-      <w:r>
-        <w:t xml:space="preserve">3. Follow Cloudflare’s instructions to update the nameservers at TrueHost/Woza Domains to Cloudflare’s nameservers. [VERIFY: TrueHost nameserver update process in the registrar control panel.]</w:t>
-      </w:r>
-      <w:r>
-        <w:t xml:space="preserve"> </w:t>
-      </w:r>
-      <w:r>
-        <w:t xml:space="preserve">4. In Cloudflare dashboard: navigate to</w:t>
-      </w:r>
-      <w:r>
-        <w:t xml:space="preserve"> </w:t>
+        <w:t xml:space="preserve"> 1. Create a free Cloudflare account at www.cloudflare.com. 2. Add the domain proaxissolutions.co.za to Cloudflare. 3. Follow Cloudflare’s instructions to update the nameservers at TrueHost/Woza Domains to Cloudflare’s nameservers. [VERIFY: TrueHost nameserver update process in the registrar control panel.] 4. In Cloudflare dashboard: navigate to </w:t>
       </w:r>
       <w:r>
         <w:rPr>
@@ -448,49 +351,7 @@
         <w:t xml:space="preserve">Email &gt; Email Routing</w:t>
       </w:r>
       <w:r>
-        <w:t xml:space="preserve">.</w:t>
-      </w:r>
-      <w:r>
-        <w:t xml:space="preserve"> </w:t>
-      </w:r>
-      <w:r>
-        <w:t xml:space="preserve">5. Enable Email Routing for the domain.</w:t>
-      </w:r>
-      <w:r>
-        <w:t xml:space="preserve"> </w:t>
-      </w:r>
-      <w:r>
-        <w:t xml:space="preserve">6. Create three forwarding rules:</w:t>
-      </w:r>
-      <w:r>
-        <w:t xml:space="preserve"> </w:t>
-      </w:r>
-      <w:r>
-        <w:t xml:space="preserve">- info@proaxissolutions.co.za → willsonjohnny430@gmail.com</w:t>
-      </w:r>
-      <w:r>
-        <w:t xml:space="preserve"> </w:t>
-      </w:r>
-      <w:r>
-        <w:t xml:space="preserve">- privacy@proaxissolutions.co.za → willsonjohnny430@gmail.com</w:t>
-      </w:r>
-      <w:r>
-        <w:t xml:space="preserve"> </w:t>
-      </w:r>
-      <w:r>
-        <w:t xml:space="preserve">- tenders@proaxissolutions.co.za → willsonjohnny430@gmail.com</w:t>
-      </w:r>
-      <w:r>
-        <w:t xml:space="preserve"> </w:t>
-      </w:r>
-      <w:r>
-        <w:t xml:space="preserve">7. Cloudflare will add the required MX and SPF records automatically.</w:t>
-      </w:r>
-      <w:r>
-        <w:t xml:space="preserve"> </w:t>
-      </w:r>
-      <w:r>
-        <w:t xml:space="preserve">8. Verify by sending a test email to each address.</w:t>
+        <w:t>. 5. Enable Email Routing for the domain. 6. Create three forwarding rules: - info@proaxissolutions.co.za → willsonjohnny430@gmail.com - privacy@proaxissolutions.co.za → willsonjohnny430@gmail.com - tenders@proaxissolutions.co.za → willsonjohnny430@gmail.com 7. Cloudflare will add the required MX and SPF records automatically. 8. Verify by sending a test email to each address.</w:t>
       </w:r>
     </w:p>
     <w:p>
@@ -529,19 +390,7 @@
         <w:t xml:space="preserve">Steps:</w:t>
       </w:r>
       <w:r>
-        <w:t xml:space="preserve"> </w:t>
-      </w:r>
-      <w:r>
-        <w:t xml:space="preserve">1. Log into the Woza Domains / TrueHost control panel.</w:t>
-      </w:r>
-      <w:r>
-        <w:t xml:space="preserve"> </w:t>
-      </w:r>
-      <w:r>
-        <w:t xml:space="preserve">2. Navigate to</w:t>
-      </w:r>
-      <w:r>
-        <w:t xml:space="preserve"> </w:t>
+        <w:t xml:space="preserve"> 1. Log into the Woza Domains / TrueHost control panel. 2. Navigate to </w:t>
       </w:r>
       <w:r>
         <w:rPr>
@@ -550,13 +399,7 @@
         <w:t xml:space="preserve">Email Management</w:t>
       </w:r>
       <w:r>
-        <w:t xml:space="preserve"> </w:t>
-      </w:r>
-      <w:r>
-        <w:t xml:space="preserve">or</w:t>
-      </w:r>
-      <w:r>
-        <w:t xml:space="preserve"> </w:t>
+        <w:t xml:space="preserve"> or </w:t>
       </w:r>
       <w:r>
         <w:rPr>
@@ -565,22 +408,7 @@
         <w:t xml:space="preserve">Email Forwarding</w:t>
       </w:r>
       <w:r>
-        <w:t xml:space="preserve"> </w:t>
-      </w:r>
-      <w:r>
-        <w:t xml:space="preserve">for proaxissolutions.co.za.</w:t>
-      </w:r>
-      <w:r>
-        <w:t xml:space="preserve"> </w:t>
-      </w:r>
-      <w:r>
-        <w:t xml:space="preserve">3. Create forwarding rules for each email address as listed above.</w:t>
-      </w:r>
-      <w:r>
-        <w:t xml:space="preserve"> </w:t>
-      </w:r>
-      <w:r>
-        <w:t xml:space="preserve">4. Save and test by sending a test email to each address.</w:t>
+        <w:t xml:space="preserve"> for proaxissolutions.co.za. 3. Create forwarding rules for each email address as listed above. 4. Save and test by sending a test email to each address.</w:t>
       </w:r>
     </w:p>
     <w:p>
@@ -627,22 +455,7 @@
         <w:t xml:space="preserve">Suitability:</w:t>
       </w:r>
       <w:r>
-        <w:t xml:space="preserve"> </w:t>
-      </w:r>
-      <w:r>
-        <w:t xml:space="preserve">Slightly more complex setup, but enables the company to send from info@proaxissolutions.co.za immediately — more professional than using Gmail</w:t>
-      </w:r>
-      <w:r>
-        <w:t xml:space="preserve"> </w:t>
-      </w:r>
-      <w:r>
-        <w:t xml:space="preserve">“</w:t>
-      </w:r>
-      <w:r>
-        <w:t xml:space="preserve">Send As.</w:t>
-      </w:r>
-      <w:r>
-        <w:t xml:space="preserve">”</w:t>
+        <w:t xml:space="preserve"> Slightly more complex setup, but enables the company to send from info@proaxissolutions.co.za immediately — more professional than using Gmail “Send As.”</w:t>
       </w:r>
     </w:p>
     <w:p>
@@ -656,40 +469,7 @@
         <w:t xml:space="preserve">Steps:</w:t>
       </w:r>
       <w:r>
-        <w:t xml:space="preserve"> </w:t>
-      </w:r>
-      <w:r>
-        <w:t xml:space="preserve">1. Go to: www.zoho.com/mail and sign up for the free plan.</w:t>
-      </w:r>
-      <w:r>
-        <w:t xml:space="preserve"> </w:t>
-      </w:r>
-      <w:r>
-        <w:t xml:space="preserve">2. Add the domain proaxissolutions.co.za.</w:t>
-      </w:r>
-      <w:r>
-        <w:t xml:space="preserve"> </w:t>
-      </w:r>
-      <w:r>
-        <w:t xml:space="preserve">3. Follow Zoho’s DNS verification instructions (add TXT verification record to DNS via TrueHost/Woza Domains or Cloudflare).</w:t>
-      </w:r>
-      <w:r>
-        <w:t xml:space="preserve"> </w:t>
-      </w:r>
-      <w:r>
-        <w:t xml:space="preserve">4. Create the three email accounts (info, privacy, tenders).</w:t>
-      </w:r>
-      <w:r>
-        <w:t xml:space="preserve"> </w:t>
-      </w:r>
-      <w:r>
-        <w:t xml:space="preserve">5. Add MX records to DNS as instructed by Zoho.</w:t>
-      </w:r>
-      <w:r>
-        <w:t xml:space="preserve"> </w:t>
-      </w:r>
-      <w:r>
-        <w:t xml:space="preserve">6. Test by sending and receiving emails.</w:t>
+        <w:t xml:space="preserve"> 1. Go to: www.zoho.com/mail and sign up for the free plan. 2. Add the domain proaxissolutions.co.za. 3. Follow Zoho’s DNS verification instructions (add TXT verification record to DNS via TrueHost/Woza Domains or Cloudflare). 4. Create the three email accounts (info, privacy, tenders). 5. Add MX records to DNS as instructed by Zoho. 6. Test by sending and receiving emails.</w:t>
       </w:r>
     </w:p>
     <w:p>
@@ -713,25 +493,7 @@
       </w:pPr>
       <w:bookmarkStart w:id="28" w:name="Xb0c671913c2ee5d2b0ee0c1e6fa023b0e31b050"/>
       <w:r>
-        <w:t xml:space="preserve">GMAIL</w:t>
-      </w:r>
-      <w:r>
-        <w:t xml:space="preserve"> </w:t>
-      </w:r>
-      <w:r>
-        <w:t xml:space="preserve">“</w:t>
-      </w:r>
-      <w:r>
-        <w:t xml:space="preserve">SEND AS</w:t>
-      </w:r>
-      <w:r>
-        <w:t xml:space="preserve">”</w:t>
-      </w:r>
-      <w:r>
-        <w:t xml:space="preserve"> </w:t>
-      </w:r>
-      <w:r>
-        <w:t xml:space="preserve">CONFIGURATION (FOR FORWARDING-ONLY OPTIONS)</w:t>
+        <w:t>GMAIL “SEND AS” CONFIGURATION (FOR FORWARDING-ONLY OPTIONS)</w:t>
       </w:r>
       <w:bookmarkEnd w:id="28"/>
     </w:p>
@@ -752,10 +514,7 @@
         <w:pStyle w:val="Compact"/>
       </w:pPr>
       <w:r>
-        <w:t xml:space="preserve">In Gmail, go to</w:t>
-      </w:r>
-      <w:r>
-        <w:t xml:space="preserve"> </w:t>
+        <w:t xml:space="preserve">In Gmail, go to </w:t>
       </w:r>
       <w:r>
         <w:rPr>
@@ -776,10 +535,7 @@
         <w:pStyle w:val="Compact"/>
       </w:pPr>
       <w:r>
-        <w:t xml:space="preserve">Click</w:t>
-      </w:r>
-      <w:r>
-        <w:t xml:space="preserve"> </w:t>
+        <w:t xml:space="preserve">Click </w:t>
       </w:r>
       <w:r>
         <w:rPr>
@@ -800,25 +556,7 @@
         <w:pStyle w:val="Compact"/>
       </w:pPr>
       <w:r>
-        <w:t xml:space="preserve">Enter</w:t>
-      </w:r>
-      <w:r>
-        <w:t xml:space="preserve"> </w:t>
-      </w:r>
-      <w:r>
-        <w:t xml:space="preserve">“</w:t>
-      </w:r>
-      <w:r>
-        <w:t xml:space="preserve">Proaxis Solutions</w:t>
-      </w:r>
-      <w:r>
-        <w:t xml:space="preserve">”</w:t>
-      </w:r>
-      <w:r>
-        <w:t xml:space="preserve"> </w:t>
-      </w:r>
-      <w:r>
-        <w:t xml:space="preserve">as the name and info@proaxissolutions.co.za as the email address.</w:t>
+        <w:t>Enter “Proaxis Solutions” as the name and info@proaxissolutions.co.za as the email address.</w:t>
       </w:r>
     </w:p>
     <w:p>
@@ -866,25 +604,7 @@
         <w:pStyle w:val="Compact"/>
       </w:pPr>
       <w:r>
-        <w:t xml:space="preserve">Set info@proaxissolutions.co.za as the default</w:t>
-      </w:r>
-      <w:r>
-        <w:t xml:space="preserve"> </w:t>
-      </w:r>
-      <w:r>
-        <w:t xml:space="preserve">“</w:t>
-      </w:r>
-      <w:r>
-        <w:t xml:space="preserve">Send As</w:t>
-      </w:r>
-      <w:r>
-        <w:t xml:space="preserve">”</w:t>
-      </w:r>
-      <w:r>
-        <w:t xml:space="preserve"> </w:t>
-      </w:r>
-      <w:r>
-        <w:t xml:space="preserve">address for general correspondence.</w:t>
+        <w:t>Set info@proaxissolutions.co.za as the default “Send As” address for general correspondence.</w:t>
       </w:r>
     </w:p>
     <w:p>
@@ -898,10 +618,7 @@
         <w:t xml:space="preserve">Result:</w:t>
       </w:r>
       <w:r>
-        <w:t xml:space="preserve"> </w:t>
-      </w:r>
-      <w:r>
-        <w:t xml:space="preserve">Emails sent from Gmail will appear to recipients as coming from info@proaxissolutions.co.za. Incoming replies will arrive in the Gmail inbox.</w:t>
+        <w:t xml:space="preserve"> Emails sent from Gmail will appear to recipients as coming from info@proaxissolutions.co.za. Incoming replies will arrive in the Gmail inbox.</w:t>
       </w:r>
     </w:p>
     <w:p>
@@ -1164,10 +881,7 @@
         <w:t xml:space="preserve">DNS access:</w:t>
       </w:r>
       <w:r>
-        <w:t xml:space="preserve"> </w:t>
-      </w:r>
-      <w:r>
-        <w:t xml:space="preserve">DNS management is available via Woza Domains / TrueHost. Log in to update DNS records.</w:t>
+        <w:t xml:space="preserve"> DNS management is available via Woza Domains / TrueHost. Log in to update DNS records.</w:t>
       </w:r>
     </w:p>
     <w:p>
@@ -1721,25 +1435,7 @@
               <w:jc w:val="left"/>
             </w:pPr>
             <w:r>
-              <w:t xml:space="preserve">Gmail</w:t>
-            </w:r>
-            <w:r>
-              <w:t xml:space="preserve"> </w:t>
-            </w:r>
-            <w:r>
-              <w:t xml:space="preserve">“</w:t>
-            </w:r>
-            <w:r>
-              <w:t xml:space="preserve">Send As</w:t>
-            </w:r>
-            <w:r>
-              <w:t xml:space="preserve">”</w:t>
-            </w:r>
-            <w:r>
-              <w:t xml:space="preserve"> </w:t>
-            </w:r>
-            <w:r>
-              <w:t xml:space="preserve">configured (if applicable)</w:t>
+              <w:t>Gmail “Send As” configured (if applicable)</w:t>
             </w:r>
           </w:p>
         </w:tc>
@@ -2026,10 +1722,7 @@
         <w:t xml:space="preserve">Recommendation:</w:t>
       </w:r>
       <w:r>
-        <w:t xml:space="preserve"> </w:t>
-      </w:r>
-      <w:r>
-        <w:t xml:space="preserve">Upgrade to Google Workspace or Microsoft 365 when the company engages its first regular client or when revenue permits — whichever comes first. A professional email platform improves credibility with enterprise and government clients and enables collaboration tools for project delivery.</w:t>
+        <w:t xml:space="preserve"> Upgrade to Google Workspace or Microsoft 365 when the company engages its first regular client or when revenue permits — whichever comes first. A professional email platform improves credibility with enterprise and government clients and enables collaboration tools for project delivery.</w:t>
       </w:r>
     </w:p>
     <w:p>
